--- a/backend/src/main/resources/templates/avis_template.docx
+++ b/backend/src/main/resources/templates/avis_template.docx
@@ -11,6 +11,8 @@
           <w:sz w:val="16"/>
         </w:rPr>
       </w:pPr>
+      <w:bookmarkStart w:id="0" w:name="_GoBack"/>
+      <w:bookmarkEnd w:id="0"/>
       <w:r>
         <w:rPr>
           <w:sz w:val="16"/>
@@ -1084,43 +1086,23 @@
                                 <w:rPr>
                                   <w:w w:val="105"/>
                                   <w:sz w:val="20"/>
-                                  <w:lang w:val="en-US"/>
-                                </w:rPr>
-                                <w:t>WELGA</w:t>
-                              </w:r>
-                              <w:r>
-                                <w:rPr>
-                                  <w:spacing w:val="-12"/>
-                                  <w:w w:val="105"/>
-                                  <w:sz w:val="20"/>
-                                  <w:lang w:val="en-US"/>
-                                </w:rPr>
-                                <w:t xml:space="preserve"> </w:t>
-                              </w:r>
-                              <w:r>
-                                <w:rPr>
-                                  <w:w w:val="105"/>
-                                  <w:sz w:val="20"/>
-                                  <w:lang w:val="en-US"/>
-                                </w:rPr>
-                                <w:t xml:space="preserve">WEDAINA </w:t>
+                                </w:rPr>
+                                <w:t xml:space="preserve">{{NOM}} </w:t>
                               </w:r>
                               <w:r>
                                 <w:rPr>
                                   <w:spacing w:val="-2"/>
                                   <w:w w:val="105"/>
                                   <w:sz w:val="20"/>
-                                  <w:lang w:val="en-US"/>
-                                </w:rPr>
-                                <w:t xml:space="preserve">P128112940192H </w:t>
+                                </w:rPr>
+                                <w:t xml:space="preserve">{{NIU}} </w:t>
                               </w:r>
                               <w:r>
                                 <w:rPr>
                                   <w:w w:val="105"/>
                                   <w:sz w:val="20"/>
-                                  <w:lang w:val="en-US"/>
-                                </w:rPr>
-                                <w:t>CDI YAOUNDE 1</w:t>
+                                </w:rPr>
+                                <w:t>{{STRUCTURE}}</w:t>
                               </w:r>
                             </w:p>
                             <w:p>
@@ -1129,18 +1111,14 @@
                                   <w:sz w:val="20"/>
                                 </w:rPr>
                               </w:pPr>
-                              <w:proofErr w:type="spellStart"/>
-                              <w:proofErr w:type="gramStart"/>
                               <w:r>
                                 <w:rPr>
                                   <w:spacing w:val="-4"/>
                                   <w:w w:val="105"/>
                                   <w:sz w:val="20"/>
                                 </w:rPr>
-                                <w:t>null</w:t>
+                                <w:t>{{COMMUNE}}</w:t>
                               </w:r>
-                              <w:proofErr w:type="spellEnd"/>
-                              <w:proofErr w:type="gramEnd"/>
                             </w:p>
                             <w:p>
                               <w:pPr>
@@ -1149,70 +1127,12 @@
                                   <w:sz w:val="20"/>
                                 </w:rPr>
                               </w:pPr>
-                              <w:proofErr w:type="gramStart"/>
                               <w:r>
                                 <w:rPr>
-                                  <w:spacing w:val="-6"/>
+                                  <w:w w:val="105"/>
                                   <w:sz w:val="20"/>
                                 </w:rPr>
-                                <w:t>RIB:</w:t>
-                              </w:r>
-                              <w:proofErr w:type="gramEnd"/>
-                              <w:r>
-                                <w:rPr>
-                                  <w:spacing w:val="-10"/>
-                                  <w:sz w:val="20"/>
-                                </w:rPr>
-                                <w:t xml:space="preserve"> </w:t>
-                              </w:r>
-                              <w:r>
-                                <w:rPr>
-                                  <w:spacing w:val="-6"/>
-                                  <w:sz w:val="20"/>
-                                </w:rPr>
-                                <w:t>12001006531111111</w:t>
-                              </w:r>
-                              <w:r>
-                                <w:rPr>
-                                  <w:spacing w:val="-6"/>
-                                  <w:sz w:val="20"/>
-                                </w:rPr>
-                                <w:t>1</w:t>
-                              </w:r>
-                              <w:r>
-                                <w:rPr>
-                                  <w:spacing w:val="-6"/>
-                                  <w:sz w:val="20"/>
-                                </w:rPr>
-                                <w:t>1</w:t>
-                              </w:r>
-                              <w:r>
-                                <w:rPr>
-                                  <w:spacing w:val="-6"/>
-                                  <w:sz w:val="20"/>
-                                </w:rPr>
-                                <w:t>1</w:t>
-                              </w:r>
-                              <w:r>
-                                <w:rPr>
-                                  <w:spacing w:val="-6"/>
-                                  <w:sz w:val="20"/>
-                                </w:rPr>
-                                <w:t>1</w:t>
-                              </w:r>
-                              <w:r>
-                                <w:rPr>
-                                  <w:spacing w:val="-6"/>
-                                  <w:sz w:val="20"/>
-                                </w:rPr>
-                                <w:t>1</w:t>
-                              </w:r>
-                              <w:r>
-                                <w:rPr>
-                                  <w:spacing w:val="-6"/>
-                                  <w:sz w:val="20"/>
-                                </w:rPr>
-                                <w:t>1</w:t>
+                                <w:t>RIB: {{RIB}}</w:t>
                               </w:r>
                             </w:p>
                             <w:p>
@@ -1228,28 +1148,7 @@
                                   <w:spacing w:val="-4"/>
                                   <w:sz w:val="20"/>
                                 </w:rPr>
-                                <w:t>T</w:t>
-                              </w:r>
-                              <w:r>
-                                <w:rPr>
-                                  <w:spacing w:val="-4"/>
-                                  <w:sz w:val="20"/>
-                                </w:rPr>
-                                <w:t>e</w:t>
-                              </w:r>
-                              <w:r>
-                                <w:rPr>
-                                  <w:spacing w:val="-4"/>
-                                  <w:sz w:val="20"/>
-                                </w:rPr>
-                                <w:t>l</w:t>
-                              </w:r>
-                              <w:r>
-                                <w:rPr>
-                                  <w:spacing w:val="-4"/>
-                                  <w:sz w:val="20"/>
-                                </w:rPr>
-                                <w:t>:</w:t>
+                                <w:t>Tel:</w:t>
                               </w:r>
                               <w:proofErr w:type="gramEnd"/>
                             </w:p>
@@ -1358,280 +1257,9 @@
                               </w:pPr>
                               <w:r>
                                 <w:rPr>
-                                  <w:w w:val="110"/>
-                                  <w:sz w:val="18"/>
-                                </w:rPr>
-                                <w:t>Le</w:t>
-                              </w:r>
-                              <w:r>
-                                <w:rPr>
-                                  <w:spacing w:val="-15"/>
-                                  <w:w w:val="110"/>
-                                  <w:sz w:val="18"/>
-                                </w:rPr>
-                                <w:t xml:space="preserve"> </w:t>
-                              </w:r>
-                              <w:r>
-                                <w:rPr>
-                                  <w:w w:val="110"/>
-                                  <w:sz w:val="18"/>
-                                </w:rPr>
-                                <w:t>montant</w:t>
-                              </w:r>
-                              <w:r>
-                                <w:rPr>
-                                  <w:spacing w:val="-15"/>
-                                  <w:w w:val="110"/>
-                                  <w:sz w:val="18"/>
-                                </w:rPr>
-                                <w:t xml:space="preserve"> </w:t>
-                              </w:r>
-                              <w:r>
-                                <w:rPr>
-                                  <w:w w:val="110"/>
-                                  <w:sz w:val="18"/>
-                                </w:rPr>
-                                <w:t>de</w:t>
-                              </w:r>
-                              <w:r>
-                                <w:rPr>
-                                  <w:spacing w:val="-15"/>
-                                  <w:w w:val="110"/>
-                                  <w:sz w:val="18"/>
-                                </w:rPr>
-                                <w:t xml:space="preserve"> </w:t>
-                              </w:r>
-                              <w:r>
-                                <w:rPr>
-                                  <w:w w:val="110"/>
-                                  <w:sz w:val="18"/>
-                                </w:rPr>
-                                <w:t>votre</w:t>
-                              </w:r>
-                              <w:r>
-                                <w:rPr>
-                                  <w:spacing w:val="-15"/>
-                                  <w:w w:val="110"/>
-                                  <w:sz w:val="18"/>
-                                </w:rPr>
-                                <w:t xml:space="preserve"> </w:t>
-                              </w:r>
-                              <w:r>
-                                <w:rPr>
-                                  <w:w w:val="110"/>
-                                  <w:sz w:val="18"/>
-                                </w:rPr>
-                                <w:t>avis</w:t>
-                              </w:r>
-                              <w:r>
-                                <w:rPr>
-                                  <w:spacing w:val="-15"/>
-                                  <w:w w:val="110"/>
-                                  <w:sz w:val="18"/>
-                                </w:rPr>
-                                <w:t xml:space="preserve"> </w:t>
-                              </w:r>
-                              <w:r>
-                                <w:rPr>
-                                  <w:w w:val="110"/>
-                                  <w:sz w:val="18"/>
-                                </w:rPr>
-                                <w:t>d’imposition</w:t>
-                              </w:r>
-                              <w:r>
-                                <w:rPr>
-                                  <w:spacing w:val="-15"/>
-                                  <w:w w:val="110"/>
-                                  <w:sz w:val="18"/>
-                                </w:rPr>
-                                <w:t xml:space="preserve"> </w:t>
-                              </w:r>
-                              <w:r>
-                                <w:rPr>
-                                  <w:w w:val="110"/>
-                                  <w:sz w:val="18"/>
-                                </w:rPr>
-                                <w:t>est</w:t>
-                              </w:r>
-                              <w:r>
-                                <w:rPr>
-                                  <w:spacing w:val="-15"/>
-                                  <w:w w:val="110"/>
-                                  <w:sz w:val="18"/>
-                                </w:rPr>
-                                <w:t xml:space="preserve"> </w:t>
-                              </w:r>
-                              <w:r>
-                                <w:rPr>
-                                  <w:w w:val="110"/>
-                                  <w:sz w:val="18"/>
-                                </w:rPr>
-                                <w:t>de</w:t>
-                              </w:r>
-                              <w:r>
-                                <w:rPr>
-                                  <w:spacing w:val="-15"/>
-                                  <w:w w:val="110"/>
-                                  <w:sz w:val="18"/>
-                                </w:rPr>
-                                <w:t xml:space="preserve"> </w:t>
-                              </w:r>
-                              <w:r>
-                                <w:rPr>
-                                  <w:w w:val="110"/>
-                                  <w:sz w:val="18"/>
-                                </w:rPr>
-                                <w:t>2500.00</w:t>
-                              </w:r>
-                              <w:r>
-                                <w:rPr>
-                                  <w:spacing w:val="-15"/>
-                                  <w:w w:val="110"/>
-                                  <w:sz w:val="18"/>
-                                </w:rPr>
-                                <w:t xml:space="preserve"> </w:t>
-                              </w:r>
-                              <w:r>
-                                <w:rPr>
-                                  <w:w w:val="110"/>
-                                  <w:sz w:val="18"/>
-                                </w:rPr>
-                                <w:t>XAF.</w:t>
-                              </w:r>
-                              <w:r>
-                                <w:rPr>
-                                  <w:spacing w:val="-15"/>
-                                  <w:w w:val="110"/>
-                                  <w:sz w:val="18"/>
-                                </w:rPr>
-                                <w:t xml:space="preserve"> </w:t>
-                              </w:r>
-                              <w:r>
-                                <w:rPr>
-                                  <w:w w:val="110"/>
-                                  <w:sz w:val="18"/>
-                                </w:rPr>
-                                <w:t>Ce</w:t>
-                              </w:r>
-                              <w:r>
-                                <w:rPr>
-                                  <w:spacing w:val="-15"/>
-                                  <w:w w:val="110"/>
-                                  <w:sz w:val="18"/>
-                                </w:rPr>
-                                <w:t xml:space="preserve"> </w:t>
-                              </w:r>
-                              <w:r>
-                                <w:rPr>
-                                  <w:w w:val="110"/>
-                                  <w:sz w:val="18"/>
-                                </w:rPr>
-                                <w:t>montant</w:t>
-                              </w:r>
-                              <w:r>
-                                <w:rPr>
-                                  <w:spacing w:val="-15"/>
-                                  <w:w w:val="110"/>
-                                  <w:sz w:val="18"/>
-                                </w:rPr>
-                                <w:t xml:space="preserve"> </w:t>
-                              </w:r>
-                              <w:r>
-                                <w:rPr>
-                                  <w:w w:val="110"/>
-                                  <w:sz w:val="18"/>
-                                </w:rPr>
-                                <w:t>est</w:t>
-                              </w:r>
-                              <w:r>
-                                <w:rPr>
-                                  <w:spacing w:val="-15"/>
-                                  <w:w w:val="110"/>
-                                  <w:sz w:val="18"/>
-                                </w:rPr>
-                                <w:t xml:space="preserve"> </w:t>
-                              </w:r>
-                              <w:r>
-                                <w:rPr>
-                                  <w:w w:val="110"/>
-                                  <w:sz w:val="18"/>
-                                </w:rPr>
-                                <w:t>à</w:t>
-                              </w:r>
-                              <w:r>
-                                <w:rPr>
-                                  <w:spacing w:val="-15"/>
-                                  <w:w w:val="110"/>
-                                  <w:sz w:val="18"/>
-                                </w:rPr>
-                                <w:t xml:space="preserve"> </w:t>
-                              </w:r>
-                              <w:r>
-                                <w:rPr>
-                                  <w:w w:val="110"/>
-                                  <w:sz w:val="18"/>
-                                </w:rPr>
-                                <w:t>régulariser</w:t>
-                              </w:r>
-                              <w:r>
-                                <w:rPr>
-                                  <w:spacing w:val="-15"/>
-                                  <w:w w:val="110"/>
-                                  <w:sz w:val="18"/>
-                                </w:rPr>
-                                <w:t xml:space="preserve"> </w:t>
-                              </w:r>
-                              <w:r>
-                                <w:rPr>
-                                  <w:w w:val="110"/>
-                                  <w:sz w:val="18"/>
-                                </w:rPr>
-                                <w:t>selon</w:t>
-                              </w:r>
-                              <w:r>
-                                <w:rPr>
-                                  <w:spacing w:val="-15"/>
-                                  <w:w w:val="110"/>
-                                  <w:sz w:val="18"/>
-                                </w:rPr>
-                                <w:t xml:space="preserve"> </w:t>
-                              </w:r>
-                              <w:r>
-                                <w:rPr>
-                                  <w:w w:val="110"/>
-                                  <w:sz w:val="18"/>
-                                </w:rPr>
-                                <w:t>les</w:t>
-                              </w:r>
-                              <w:r>
-                                <w:rPr>
-                                  <w:spacing w:val="-15"/>
-                                  <w:w w:val="110"/>
-                                  <w:sz w:val="18"/>
-                                </w:rPr>
-                                <w:t xml:space="preserve"> </w:t>
-                              </w:r>
-                              <w:r>
-                                <w:rPr>
-                                  <w:w w:val="110"/>
-                                  <w:sz w:val="18"/>
-                                </w:rPr>
-                                <w:t>modalités</w:t>
-                              </w:r>
-                              <w:r>
-                                <w:rPr>
-                                  <w:spacing w:val="-15"/>
-                                  <w:w w:val="110"/>
-                                  <w:sz w:val="18"/>
-                                </w:rPr>
-                                <w:t xml:space="preserve"> </w:t>
-                              </w:r>
-                              <w:r>
-                                <w:rPr>
-                                  <w:w w:val="110"/>
-                                  <w:sz w:val="18"/>
-                                </w:rPr>
-                                <w:t>prévues au plus tard le 27/03/2026.</w:t>
+                                  <w:sz w:val="20"/>
+                                </w:rPr>
+                                <w:t>Le montant de votre avis d’imposition est de {{MONTANT}} XAF. Ce montant est à régulariser selon les modalités prévues au plus tard le {{DATE_LIMITE}}.</w:t>
                               </w:r>
                             </w:p>
                             <w:p>
@@ -1970,45 +1598,25 @@
                         </w:pPr>
                         <w:r>
                           <w:rPr>
+                            <w:sz w:val="20"/>
                             <w:w w:val="105"/>
+                          </w:rPr>
+                          <w:t xml:space="preserve">{{NOM}} </w:t>
+                        </w:r>
+                        <w:r>
+                          <w:rPr>
                             <w:sz w:val="20"/>
-                            <w:lang w:val="en-US"/>
-                          </w:rPr>
-                          <w:t>WELGA</w:t>
-                        </w:r>
-                        <w:r>
-                          <w:rPr>
-                            <w:spacing w:val="-12"/>
-                            <w:w w:val="105"/>
-                            <w:sz w:val="20"/>
-                            <w:lang w:val="en-US"/>
-                          </w:rPr>
-                          <w:t xml:space="preserve"> </w:t>
-                        </w:r>
-                        <w:r>
-                          <w:rPr>
-                            <w:w w:val="105"/>
-                            <w:sz w:val="20"/>
-                            <w:lang w:val="en-US"/>
-                          </w:rPr>
-                          <w:t xml:space="preserve">WEDAINA </w:t>
-                        </w:r>
-                        <w:r>
-                          <w:rPr>
                             <w:spacing w:val="-2"/>
                             <w:w w:val="105"/>
+                          </w:rPr>
+                          <w:t xml:space="preserve">{{NIU}} </w:t>
+                        </w:r>
+                        <w:r>
+                          <w:rPr>
                             <w:sz w:val="20"/>
-                            <w:lang w:val="en-US"/>
-                          </w:rPr>
-                          <w:t xml:space="preserve">P128112940192H </w:t>
-                        </w:r>
-                        <w:r>
-                          <w:rPr>
                             <w:w w:val="105"/>
-                            <w:sz w:val="20"/>
-                            <w:lang w:val="en-US"/>
-                          </w:rPr>
-                          <w:t>CDI YAOUNDE 1</w:t>
+                          </w:rPr>
+                          <w:t xml:space="preserve">{{STRUCTURE}}</w:t>
                         </w:r>
                       </w:p>
                       <w:p>
@@ -2017,18 +1625,14 @@
                             <w:sz w:val="20"/>
                           </w:rPr>
                         </w:pPr>
-                        <w:proofErr w:type="spellStart"/>
-                        <w:proofErr w:type="gramStart"/>
-                        <w:r>
-                          <w:rPr>
+                        <w:r>
+                          <w:rPr>
+                            <w:sz w:val="20"/>
                             <w:spacing w:val="-4"/>
                             <w:w w:val="105"/>
-                            <w:sz w:val="20"/>
-                          </w:rPr>
-                          <w:t>null</w:t>
-                        </w:r>
-                        <w:proofErr w:type="spellEnd"/>
-                        <w:proofErr w:type="gramEnd"/>
+                          </w:rPr>
+                          <w:t xml:space="preserve">{{COMMUNE}}</w:t>
+                        </w:r>
                       </w:p>
                       <w:p>
                         <w:pPr>
@@ -2037,70 +1641,19 @@
                             <w:sz w:val="20"/>
                           </w:rPr>
                         </w:pPr>
-                        <w:proofErr w:type="gramStart"/>
-                        <w:r>
-                          <w:rPr>
-                            <w:spacing w:val="-6"/>
+                        <w:r>
+                          <w:rPr>
                             <w:sz w:val="20"/>
-                          </w:rPr>
-                          <w:t>RIB:</w:t>
-                        </w:r>
-                        <w:proofErr w:type="gramEnd"/>
-                        <w:r>
-                          <w:rPr>
-                            <w:spacing w:val="-10"/>
+                            <w:w w:val="105"/>
+                          </w:rPr>
+                          <w:t xml:space="preserve">RIB: </w:t>
+                        </w:r>
+                        <w:r>
+                          <w:rPr>
                             <w:sz w:val="20"/>
-                          </w:rPr>
-                          <w:t xml:space="preserve"> </w:t>
-                        </w:r>
-                        <w:r>
-                          <w:rPr>
-                            <w:spacing w:val="-6"/>
-                            <w:sz w:val="20"/>
-                          </w:rPr>
-                          <w:t>12001006531111111</w:t>
-                        </w:r>
-                        <w:r>
-                          <w:rPr>
-                            <w:spacing w:val="-6"/>
-                            <w:sz w:val="20"/>
-                          </w:rPr>
-                          <w:t>1</w:t>
-                        </w:r>
-                        <w:r>
-                          <w:rPr>
-                            <w:spacing w:val="-6"/>
-                            <w:sz w:val="20"/>
-                          </w:rPr>
-                          <w:t>1</w:t>
-                        </w:r>
-                        <w:r>
-                          <w:rPr>
-                            <w:spacing w:val="-6"/>
-                            <w:sz w:val="20"/>
-                          </w:rPr>
-                          <w:t>1</w:t>
-                        </w:r>
-                        <w:r>
-                          <w:rPr>
-                            <w:spacing w:val="-6"/>
-                            <w:sz w:val="20"/>
-                          </w:rPr>
-                          <w:t>1</w:t>
-                        </w:r>
-                        <w:r>
-                          <w:rPr>
-                            <w:spacing w:val="-6"/>
-                            <w:sz w:val="20"/>
-                          </w:rPr>
-                          <w:t>1</w:t>
-                        </w:r>
-                        <w:r>
-                          <w:rPr>
-                            <w:spacing w:val="-6"/>
-                            <w:sz w:val="20"/>
-                          </w:rPr>
-                          <w:t>1</w:t>
+                            <w:w w:val="105"/>
+                          </w:rPr>
+                          <w:t xml:space="preserve">{{RIB}}</w:t>
                         </w:r>
                       </w:p>
                       <w:p>
@@ -2218,280 +1771,33 @@
                         </w:pPr>
                         <w:r>
                           <w:rPr>
-                            <w:w w:val="110"/>
-                            <w:sz w:val="18"/>
-                          </w:rPr>
-                          <w:t>Le</w:t>
-                        </w:r>
-                        <w:r>
-                          <w:rPr>
-                            <w:spacing w:val="-15"/>
-                            <w:w w:val="110"/>
-                            <w:sz w:val="18"/>
-                          </w:rPr>
-                          <w:t xml:space="preserve"> </w:t>
-                        </w:r>
-                        <w:r>
-                          <w:rPr>
-                            <w:w w:val="110"/>
-                            <w:sz w:val="18"/>
-                          </w:rPr>
-                          <w:t>montant</w:t>
-                        </w:r>
-                        <w:r>
-                          <w:rPr>
-                            <w:spacing w:val="-15"/>
-                            <w:w w:val="110"/>
-                            <w:sz w:val="18"/>
-                          </w:rPr>
-                          <w:t xml:space="preserve"> </w:t>
-                        </w:r>
-                        <w:r>
-                          <w:rPr>
-                            <w:w w:val="110"/>
-                            <w:sz w:val="18"/>
-                          </w:rPr>
-                          <w:t>de</w:t>
-                        </w:r>
-                        <w:r>
-                          <w:rPr>
-                            <w:spacing w:val="-15"/>
-                            <w:w w:val="110"/>
-                            <w:sz w:val="18"/>
-                          </w:rPr>
-                          <w:t xml:space="preserve"> </w:t>
-                        </w:r>
-                        <w:r>
-                          <w:rPr>
-                            <w:w w:val="110"/>
-                            <w:sz w:val="18"/>
-                          </w:rPr>
-                          <w:t>votre</w:t>
-                        </w:r>
-                        <w:r>
-                          <w:rPr>
-                            <w:spacing w:val="-15"/>
-                            <w:w w:val="110"/>
-                            <w:sz w:val="18"/>
-                          </w:rPr>
-                          <w:t xml:space="preserve"> </w:t>
-                        </w:r>
-                        <w:r>
-                          <w:rPr>
-                            <w:w w:val="110"/>
-                            <w:sz w:val="18"/>
-                          </w:rPr>
-                          <w:t>avis</w:t>
-                        </w:r>
-                        <w:r>
-                          <w:rPr>
-                            <w:spacing w:val="-15"/>
-                            <w:w w:val="110"/>
-                            <w:sz w:val="18"/>
-                          </w:rPr>
-                          <w:t xml:space="preserve"> </w:t>
-                        </w:r>
-                        <w:r>
-                          <w:rPr>
-                            <w:w w:val="110"/>
-                            <w:sz w:val="18"/>
-                          </w:rPr>
-                          <w:t>d’imposition</w:t>
-                        </w:r>
-                        <w:r>
-                          <w:rPr>
-                            <w:spacing w:val="-15"/>
-                            <w:w w:val="110"/>
-                            <w:sz w:val="18"/>
-                          </w:rPr>
-                          <w:t xml:space="preserve"> </w:t>
-                        </w:r>
-                        <w:r>
-                          <w:rPr>
-                            <w:w w:val="110"/>
-                            <w:sz w:val="18"/>
-                          </w:rPr>
-                          <w:t>est</w:t>
-                        </w:r>
-                        <w:r>
-                          <w:rPr>
-                            <w:spacing w:val="-15"/>
-                            <w:w w:val="110"/>
-                            <w:sz w:val="18"/>
-                          </w:rPr>
-                          <w:t xml:space="preserve"> </w:t>
-                        </w:r>
-                        <w:r>
-                          <w:rPr>
-                            <w:w w:val="110"/>
-                            <w:sz w:val="18"/>
-                          </w:rPr>
-                          <w:t>de</w:t>
-                        </w:r>
-                        <w:r>
-                          <w:rPr>
-                            <w:spacing w:val="-15"/>
-                            <w:w w:val="110"/>
-                            <w:sz w:val="18"/>
-                          </w:rPr>
-                          <w:t xml:space="preserve"> </w:t>
-                        </w:r>
-                        <w:r>
-                          <w:rPr>
-                            <w:w w:val="110"/>
-                            <w:sz w:val="18"/>
-                          </w:rPr>
-                          <w:t>2500.00</w:t>
-                        </w:r>
-                        <w:r>
-                          <w:rPr>
-                            <w:spacing w:val="-15"/>
-                            <w:w w:val="110"/>
-                            <w:sz w:val="18"/>
-                          </w:rPr>
-                          <w:t xml:space="preserve"> </w:t>
-                        </w:r>
-                        <w:r>
-                          <w:rPr>
-                            <w:w w:val="110"/>
-                            <w:sz w:val="18"/>
-                          </w:rPr>
-                          <w:t>XAF.</w:t>
-                        </w:r>
-                        <w:r>
-                          <w:rPr>
-                            <w:spacing w:val="-15"/>
-                            <w:w w:val="110"/>
-                            <w:sz w:val="18"/>
-                          </w:rPr>
-                          <w:t xml:space="preserve"> </w:t>
-                        </w:r>
-                        <w:r>
-                          <w:rPr>
-                            <w:w w:val="110"/>
-                            <w:sz w:val="18"/>
-                          </w:rPr>
-                          <w:t>Ce</w:t>
-                        </w:r>
-                        <w:r>
-                          <w:rPr>
-                            <w:spacing w:val="-15"/>
-                            <w:w w:val="110"/>
-                            <w:sz w:val="18"/>
-                          </w:rPr>
-                          <w:t xml:space="preserve"> </w:t>
-                        </w:r>
-                        <w:r>
-                          <w:rPr>
-                            <w:w w:val="110"/>
-                            <w:sz w:val="18"/>
-                          </w:rPr>
-                          <w:t>montant</w:t>
-                        </w:r>
-                        <w:r>
-                          <w:rPr>
-                            <w:spacing w:val="-15"/>
-                            <w:w w:val="110"/>
-                            <w:sz w:val="18"/>
-                          </w:rPr>
-                          <w:t xml:space="preserve"> </w:t>
-                        </w:r>
-                        <w:r>
-                          <w:rPr>
-                            <w:w w:val="110"/>
-                            <w:sz w:val="18"/>
-                          </w:rPr>
-                          <w:t>est</w:t>
-                        </w:r>
-                        <w:r>
-                          <w:rPr>
-                            <w:spacing w:val="-15"/>
-                            <w:w w:val="110"/>
-                            <w:sz w:val="18"/>
-                          </w:rPr>
-                          <w:t xml:space="preserve"> </w:t>
-                        </w:r>
-                        <w:r>
-                          <w:rPr>
-                            <w:w w:val="110"/>
-                            <w:sz w:val="18"/>
-                          </w:rPr>
-                          <w:t>à</w:t>
-                        </w:r>
-                        <w:r>
-                          <w:rPr>
-                            <w:spacing w:val="-15"/>
-                            <w:w w:val="110"/>
-                            <w:sz w:val="18"/>
-                          </w:rPr>
-                          <w:t xml:space="preserve"> </w:t>
-                        </w:r>
-                        <w:r>
-                          <w:rPr>
-                            <w:w w:val="110"/>
-                            <w:sz w:val="18"/>
-                          </w:rPr>
-                          <w:t>régulariser</w:t>
-                        </w:r>
-                        <w:r>
-                          <w:rPr>
-                            <w:spacing w:val="-15"/>
-                            <w:w w:val="110"/>
-                            <w:sz w:val="18"/>
-                          </w:rPr>
-                          <w:t xml:space="preserve"> </w:t>
-                        </w:r>
-                        <w:r>
-                          <w:rPr>
-                            <w:w w:val="110"/>
-                            <w:sz w:val="18"/>
-                          </w:rPr>
-                          <w:t>selon</w:t>
-                        </w:r>
-                        <w:r>
-                          <w:rPr>
-                            <w:spacing w:val="-15"/>
-                            <w:w w:val="110"/>
-                            <w:sz w:val="18"/>
-                          </w:rPr>
-                          <w:t xml:space="preserve"> </w:t>
-                        </w:r>
-                        <w:r>
-                          <w:rPr>
-                            <w:w w:val="110"/>
-                            <w:sz w:val="18"/>
-                          </w:rPr>
-                          <w:t>les</w:t>
-                        </w:r>
-                        <w:r>
-                          <w:rPr>
-                            <w:spacing w:val="-15"/>
-                            <w:w w:val="110"/>
-                            <w:sz w:val="18"/>
-                          </w:rPr>
-                          <w:t xml:space="preserve"> </w:t>
-                        </w:r>
-                        <w:r>
-                          <w:rPr>
-                            <w:w w:val="110"/>
-                            <w:sz w:val="18"/>
-                          </w:rPr>
-                          <w:t>modalités</w:t>
-                        </w:r>
-                        <w:r>
-                          <w:rPr>
-                            <w:spacing w:val="-15"/>
-                            <w:w w:val="110"/>
-                            <w:sz w:val="18"/>
-                          </w:rPr>
-                          <w:t xml:space="preserve"> </w:t>
-                        </w:r>
-                        <w:r>
-                          <w:rPr>
-                            <w:w w:val="110"/>
-                            <w:sz w:val="18"/>
-                          </w:rPr>
-                          <w:t>prévues au plus tard le 27/03/2026.</w:t>
+                            <w:sz w:val="20"/>
+                          </w:rPr>
+                          <w:t xml:space="preserve">Le montant de votre avis d’imposition est de </w:t>
+                        </w:r>
+                        <w:r>
+                          <w:rPr>
+                            <w:sz w:val="20"/>
+                          </w:rPr>
+                          <w:t xml:space="preserve">{{MONTANT}}</w:t>
+                        </w:r>
+                        <w:r>
+                          <w:rPr>
+                            <w:sz w:val="20"/>
+                          </w:rPr>
+                          <w:t xml:space="preserve"> XAF. Ce montant est à régulariser selon les modalités prévues au plus tard le </w:t>
+                        </w:r>
+                        <w:r>
+                          <w:rPr>
+                            <w:sz w:val="20"/>
+                          </w:rPr>
+                          <w:t xml:space="preserve">{{DATE_LIMITE}}</w:t>
+                        </w:r>
+                        <w:r>
+                          <w:rPr>
+                            <w:sz w:val="20"/>
+                          </w:rPr>
+                          <w:t xml:space="preserve">.</w:t>
                         </w:r>
                       </w:p>
                       <w:p>
@@ -2979,44 +2285,8 @@
               <w:rPr>
                 <w:sz w:val="20"/>
               </w:rPr>
-              <w:t>Exercice</w:t>
+              <w:t>Exercice Fiscal: {{ANNEE}}</w:t>
             </w:r>
-            <w:r>
-              <w:rPr>
-                <w:spacing w:val="45"/>
-                <w:sz w:val="20"/>
-              </w:rPr>
-              <w:t xml:space="preserve"> </w:t>
-            </w:r>
-            <w:r>
-              <w:rPr>
-                <w:sz w:val="20"/>
-              </w:rPr>
-              <w:t>Fiscal:</w:t>
-            </w:r>
-            <w:r>
-              <w:rPr>
-                <w:spacing w:val="46"/>
-                <w:sz w:val="20"/>
-              </w:rPr>
-              <w:t xml:space="preserve"> </w:t>
-            </w:r>
-            <w:r>
-              <w:rPr>
-                <w:spacing w:val="-4"/>
-                <w:sz w:val="20"/>
-              </w:rPr>
-              <w:t>202</w:t>
-            </w:r>
-            <w:r>
-              <w:rPr>
-                <w:spacing w:val="-4"/>
-                <w:sz w:val="20"/>
-              </w:rPr>
-              <w:t>4</w:t>
-            </w:r>
-            <w:bookmarkStart w:id="0" w:name="_GoBack"/>
-            <w:bookmarkEnd w:id="0"/>
           </w:p>
         </w:tc>
         <w:tc>
@@ -3034,30 +2304,11 @@
                 <w:sz w:val="20"/>
               </w:rPr>
             </w:pPr>
-            <w:proofErr w:type="gramStart"/>
             <w:r>
               <w:rPr>
                 <w:sz w:val="20"/>
               </w:rPr>
-              <w:t>Statut:</w:t>
-            </w:r>
-            <w:proofErr w:type="gramEnd"/>
-            <w:r>
-              <w:rPr>
-                <w:spacing w:val="16"/>
-                <w:sz w:val="20"/>
-              </w:rPr>
-              <w:t xml:space="preserve"> </w:t>
-            </w:r>
-            <w:r>
-              <w:rPr>
-                <w:rFonts w:ascii="Verdana"/>
-                <w:i/>
-                <w:color w:val="009839"/>
-                <w:spacing w:val="-4"/>
-                <w:sz w:val="20"/>
-              </w:rPr>
-              <w:t>INIT</w:t>
+              <w:t>Statut: {{STATUT}}</w:t>
             </w:r>
           </w:p>
         </w:tc>
@@ -3114,15 +2365,7 @@
                 <w:w w:val="110"/>
                 <w:sz w:val="20"/>
               </w:rPr>
-              <w:t>AV-GNR-</w:t>
-            </w:r>
-            <w:r>
-              <w:rPr>
-                <w:spacing w:val="-2"/>
-                <w:w w:val="110"/>
-                <w:sz w:val="20"/>
-              </w:rPr>
-              <w:t>22026264734</w:t>
+              <w:t>{{REFERENCE}}</w:t>
             </w:r>
           </w:p>
         </w:tc>
@@ -3144,39 +2387,7 @@
                 <w:w w:val="105"/>
                 <w:sz w:val="20"/>
               </w:rPr>
-              <w:t>Date</w:t>
-            </w:r>
-            <w:r>
-              <w:rPr>
-                <w:spacing w:val="-17"/>
-                <w:w w:val="105"/>
-                <w:sz w:val="20"/>
-              </w:rPr>
-              <w:t xml:space="preserve"> </w:t>
-            </w:r>
-            <w:proofErr w:type="gramStart"/>
-            <w:r>
-              <w:rPr>
-                <w:w w:val="105"/>
-                <w:sz w:val="20"/>
-              </w:rPr>
-              <w:t>d'émission:</w:t>
-            </w:r>
-            <w:proofErr w:type="gramEnd"/>
-            <w:r>
-              <w:rPr>
-                <w:w w:val="105"/>
-                <w:sz w:val="20"/>
-              </w:rPr>
-              <w:t xml:space="preserve"> </w:t>
-            </w:r>
-            <w:r>
-              <w:rPr>
-                <w:spacing w:val="-2"/>
-                <w:w w:val="105"/>
-                <w:sz w:val="20"/>
-              </w:rPr>
-              <w:t>25/02/202</w:t>
+              <w:t>Date d'émission: {{DATE_EMISSION}}</w:t>
             </w:r>
           </w:p>
         </w:tc>
@@ -3430,62 +2641,9 @@
             </w:pPr>
             <w:r>
               <w:rPr>
-                <w:sz w:val="18"/>
-              </w:rPr>
-              <w:t>Taxe</w:t>
-            </w:r>
-            <w:r>
-              <w:rPr>
-                <w:spacing w:val="20"/>
-                <w:sz w:val="18"/>
-              </w:rPr>
-              <w:t xml:space="preserve"> </w:t>
-            </w:r>
-            <w:r>
-              <w:rPr>
-                <w:sz w:val="18"/>
-              </w:rPr>
-              <w:t>sur</w:t>
-            </w:r>
-            <w:r>
-              <w:rPr>
-                <w:spacing w:val="20"/>
-                <w:sz w:val="18"/>
-              </w:rPr>
-              <w:t xml:space="preserve"> </w:t>
-            </w:r>
-            <w:r>
-              <w:rPr>
-                <w:sz w:val="18"/>
-              </w:rPr>
-              <w:t>la</w:t>
-            </w:r>
-            <w:r>
-              <w:rPr>
-                <w:spacing w:val="21"/>
-                <w:sz w:val="18"/>
-              </w:rPr>
-              <w:t xml:space="preserve"> </w:t>
-            </w:r>
-            <w:r>
-              <w:rPr>
-                <w:sz w:val="18"/>
-              </w:rPr>
-              <w:t>propriété</w:t>
-            </w:r>
-            <w:r>
-              <w:rPr>
-                <w:spacing w:val="20"/>
-                <w:sz w:val="18"/>
-              </w:rPr>
-              <w:t xml:space="preserve"> </w:t>
-            </w:r>
-            <w:r>
-              <w:rPr>
-                <w:spacing w:val="-2"/>
-                <w:sz w:val="18"/>
-              </w:rPr>
-              <w:t>Foncière</w:t>
+                <w:sz w:val="20"/>
+              </w:rPr>
+              <w:t>{{LIBELLE}}</w:t>
             </w:r>
           </w:p>
         </w:tc>
@@ -3518,11 +2676,9 @@
             </w:pPr>
             <w:r>
               <w:rPr>
-                <w:spacing w:val="-2"/>
-                <w:w w:val="110"/>
-                <w:sz w:val="18"/>
-              </w:rPr>
-              <w:t>2500.00</w:t>
+                <w:sz w:val="20"/>
+              </w:rPr>
+              <w:t>{{PRINCIPAL}}</w:t>
             </w:r>
           </w:p>
         </w:tc>
@@ -3539,11 +2695,9 @@
             </w:pPr>
             <w:r>
               <w:rPr>
-                <w:spacing w:val="-4"/>
-                <w:w w:val="110"/>
-                <w:sz w:val="18"/>
-              </w:rPr>
-              <w:t>0.00</w:t>
+                <w:sz w:val="20"/>
+              </w:rPr>
+              <w:t>{{CAC}}</w:t>
             </w:r>
           </w:p>
         </w:tc>
@@ -3560,11 +2714,9 @@
             </w:pPr>
             <w:r>
               <w:rPr>
-                <w:spacing w:val="-10"/>
-                <w:w w:val="115"/>
-                <w:sz w:val="18"/>
-              </w:rPr>
-              <w:t>0</w:t>
+                <w:sz w:val="20"/>
+              </w:rPr>
+              <w:t>{{PENALITES}}</w:t>
             </w:r>
           </w:p>
         </w:tc>
@@ -3581,11 +2733,9 @@
             </w:pPr>
             <w:r>
               <w:rPr>
-                <w:spacing w:val="-2"/>
-                <w:w w:val="110"/>
-                <w:sz w:val="18"/>
-              </w:rPr>
-              <w:t>2500.00</w:t>
+                <w:sz w:val="20"/>
+              </w:rPr>
+              <w:t>{{TOTAL}}</w:t>
             </w:r>
           </w:p>
         </w:tc>
@@ -3676,11 +2826,9 @@
             </w:pPr>
             <w:r>
               <w:rPr>
-                <w:spacing w:val="-2"/>
-                <w:w w:val="110"/>
-                <w:sz w:val="18"/>
-              </w:rPr>
-              <w:t>2500.00</w:t>
+                <w:sz w:val="20"/>
+              </w:rPr>
+              <w:t>{{TOT_PRINCIPAL}}</w:t>
             </w:r>
           </w:p>
         </w:tc>
@@ -3697,11 +2845,9 @@
             </w:pPr>
             <w:r>
               <w:rPr>
-                <w:spacing w:val="-4"/>
-                <w:w w:val="110"/>
-                <w:sz w:val="18"/>
-              </w:rPr>
-              <w:t>0.00</w:t>
+                <w:sz w:val="20"/>
+              </w:rPr>
+              <w:t>{{TOT_CAC}}</w:t>
             </w:r>
           </w:p>
         </w:tc>
@@ -3718,11 +2864,9 @@
             </w:pPr>
             <w:r>
               <w:rPr>
-                <w:spacing w:val="-10"/>
-                <w:w w:val="115"/>
-                <w:sz w:val="18"/>
-              </w:rPr>
-              <w:t>0</w:t>
+                <w:sz w:val="20"/>
+              </w:rPr>
+              <w:t>{{TOT_PENALITES}}</w:t>
             </w:r>
           </w:p>
         </w:tc>
@@ -3739,11 +2883,9 @@
             </w:pPr>
             <w:r>
               <w:rPr>
-                <w:spacing w:val="-2"/>
-                <w:w w:val="110"/>
-                <w:sz w:val="18"/>
-              </w:rPr>
-              <w:t>2500.00</w:t>
+                <w:sz w:val="20"/>
+              </w:rPr>
+              <w:t>{{TOT_TOTAL}}</w:t>
             </w:r>
           </w:p>
         </w:tc>
@@ -4157,163 +3299,9 @@
       </w:pPr>
       <w:r>
         <w:rPr>
-          <w:noProof/>
-        </w:rPr>
-        <w:drawing>
-          <wp:anchor distT="0" distB="0" distL="0" distR="0" simplePos="0" relativeHeight="15732736" behindDoc="0" locked="0" layoutInCell="1" allowOverlap="1">
-            <wp:simplePos x="0" y="0"/>
-            <wp:positionH relativeFrom="page">
-              <wp:posOffset>520700</wp:posOffset>
-            </wp:positionH>
-            <wp:positionV relativeFrom="paragraph">
-              <wp:posOffset>-1142297</wp:posOffset>
-            </wp:positionV>
-            <wp:extent cx="1409700" cy="1409700"/>
-            <wp:effectExtent l="0" t="0" r="0" b="0"/>
-            <wp:wrapNone/>
-            <wp:docPr id="17" name="Image 17"/>
-            <wp:cNvGraphicFramePr>
-              <a:graphicFrameLocks xmlns:a="http://schemas.openxmlformats.org/drawingml/2006/main"/>
-            </wp:cNvGraphicFramePr>
-            <a:graphic xmlns:a="http://schemas.openxmlformats.org/drawingml/2006/main">
-              <a:graphicData uri="http://schemas.openxmlformats.org/drawingml/2006/picture">
-                <pic:pic xmlns:pic="http://schemas.openxmlformats.org/drawingml/2006/picture">
-                  <pic:nvPicPr>
-                    <pic:cNvPr id="17" name="Image 17"/>
-                    <pic:cNvPicPr/>
-                  </pic:nvPicPr>
-                  <pic:blipFill>
-                    <a:blip r:embed="rId7" cstate="print"/>
-                    <a:stretch>
-                      <a:fillRect/>
-                    </a:stretch>
-                  </pic:blipFill>
-                  <pic:spPr>
-                    <a:xfrm>
-                      <a:off x="0" y="0"/>
-                      <a:ext cx="1409700" cy="1409700"/>
-                    </a:xfrm>
-                    <a:prstGeom prst="rect">
-                      <a:avLst/>
-                    </a:prstGeom>
-                  </pic:spPr>
-                </pic:pic>
-              </a:graphicData>
-            </a:graphic>
-          </wp:anchor>
-        </w:drawing>
-      </w:r>
-      <w:r>
-        <w:rPr>
-          <w:spacing w:val="-2"/>
-        </w:rPr>
-        <w:t>Consulter</w:t>
-      </w:r>
-      <w:r>
-        <w:rPr>
-          <w:spacing w:val="-9"/>
-        </w:rPr>
-        <w:t xml:space="preserve"> </w:t>
-      </w:r>
-      <w:r>
-        <w:rPr>
-          <w:spacing w:val="-2"/>
-        </w:rPr>
-        <w:t>l’authenticité</w:t>
-      </w:r>
-      <w:r>
-        <w:rPr>
-          <w:spacing w:val="-9"/>
-        </w:rPr>
-        <w:t xml:space="preserve"> </w:t>
-      </w:r>
-      <w:r>
-        <w:rPr>
-          <w:spacing w:val="-2"/>
-        </w:rPr>
-        <w:t>de</w:t>
-      </w:r>
-      <w:r>
-        <w:rPr>
-          <w:spacing w:val="-9"/>
-        </w:rPr>
-        <w:t xml:space="preserve"> </w:t>
-      </w:r>
-      <w:r>
-        <w:rPr>
-          <w:spacing w:val="-2"/>
-        </w:rPr>
-        <w:t>ce</w:t>
-      </w:r>
-      <w:r>
-        <w:rPr>
-          <w:spacing w:val="-9"/>
-        </w:rPr>
-        <w:t xml:space="preserve"> </w:t>
-      </w:r>
-      <w:r>
-        <w:rPr>
-          <w:spacing w:val="-2"/>
-        </w:rPr>
-        <w:t>document</w:t>
-      </w:r>
-      <w:r>
-        <w:rPr>
-          <w:spacing w:val="-9"/>
-        </w:rPr>
-        <w:t xml:space="preserve"> </w:t>
-      </w:r>
-      <w:r>
-        <w:rPr>
-          <w:spacing w:val="-2"/>
-        </w:rPr>
-        <w:t>au</w:t>
-      </w:r>
-      <w:r>
-        <w:rPr>
-          <w:spacing w:val="-9"/>
-        </w:rPr>
-        <w:t xml:space="preserve"> </w:t>
-      </w:r>
-      <w:r>
-        <w:rPr>
-          <w:spacing w:val="-2"/>
-        </w:rPr>
-        <w:t>lien</w:t>
-      </w:r>
-      <w:r>
-        <w:rPr>
-          <w:spacing w:val="-9"/>
-        </w:rPr>
-        <w:t xml:space="preserve"> </w:t>
-      </w:r>
-      <w:r>
-        <w:rPr>
-          <w:spacing w:val="-2"/>
-        </w:rPr>
-        <w:t>suivant</w:t>
-      </w:r>
-      <w:r>
-        <w:rPr>
-          <w:spacing w:val="-9"/>
-        </w:rPr>
-        <w:t xml:space="preserve"> </w:t>
-      </w:r>
-      <w:r>
-        <w:rPr>
-          <w:spacing w:val="-2"/>
-        </w:rPr>
-        <w:t>:</w:t>
-      </w:r>
-      <w:r>
-        <w:t xml:space="preserve"> </w:t>
-      </w:r>
-      <w:r>
-        <w:rPr>
-          <w:spacing w:val="-2"/>
-          <w:w w:val="90"/>
-        </w:rPr>
-        <w:t>https://dpr.harmony2.cm/authentication?doc=DPR_AVISGreference=AV-GNR-220262647341.</w:t>
+          <w:sz w:val="9"/>
+        </w:rPr>
+        <w:t>Consulter l’authenticité de ce document au lien suivant : {{URL_AUTH}}</w:t>
       </w:r>
     </w:p>
     <w:p>
@@ -4932,7 +3920,7 @@
                     <pic:cNvPicPr/>
                   </pic:nvPicPr>
                   <pic:blipFill>
-                    <a:blip r:embed="rId8" cstate="print"/>
+                    <a:blip r:embed="rId7" cstate="print"/>
                     <a:stretch>
                       <a:fillRect/>
                     </a:stretch>
